--- a/方案/新建DOCX 文档.docx
+++ b/方案/新建DOCX 文档.docx
@@ -68,7 +68,28 @@
           <w:sz w:val="18"/>
           <w:szCs w:val="18"/>
         </w:rPr>
-        <w:t>多路由、健康、模型汇率、模型官方原价统一适配页、</w:t>
+        <w:t>多路由、健康、</w:t>
+      </w:r>
+      <w:r>
+        <w:rPr>
+          <w:rFonts w:hint="eastAsia" w:ascii="微软雅黑" w:hAnsi="微软雅黑" w:eastAsia="微软雅黑" w:cs="微软雅黑"/>
+          <w:b/>
+          <w:color w:val="000000"/>
+          <w:sz w:val="18"/>
+          <w:szCs w:val="18"/>
+          <w:lang w:val="en-US" w:eastAsia="zh-CN"/>
+        </w:rPr>
+        <w:t>上游充值</w:t>
+      </w:r>
+      <w:r>
+        <w:rPr>
+          <w:rFonts w:hint="eastAsia" w:ascii="微软雅黑" w:hAnsi="微软雅黑" w:eastAsia="微软雅黑" w:cs="微软雅黑"/>
+          <w:b/>
+          <w:color w:val="000000"/>
+          <w:sz w:val="18"/>
+          <w:szCs w:val="18"/>
+        </w:rPr>
+        <w:t>汇率、模型官方原价统一适配页、</w:t>
       </w:r>
       <w:r>
         <w:rPr>
@@ -161,8 +182,6 @@
           <w:szCs w:val="18"/>
         </w:rPr>
       </w:pPr>
-      <w:bookmarkStart w:id="0" w:name="_GoBack"/>
-      <w:bookmarkEnd w:id="0"/>
     </w:p>
     <w:p>
       <w:pPr>
@@ -7827,12 +7846,6 @@
             <w:insideH w:val="single" w:color="auto" w:sz="4" w:space="0"/>
             <w:insideV w:val="single" w:color="auto" w:sz="4" w:space="0"/>
           </w:tblBorders>
-          <w:tblCellMar>
-            <w:top w:w="0" w:type="dxa"/>
-            <w:left w:w="108" w:type="dxa"/>
-            <w:bottom w:w="0" w:type="dxa"/>
-            <w:right w:w="108" w:type="dxa"/>
-          </w:tblCellMar>
         </w:tblPrEx>
         <w:tc>
           <w:tcPr>
@@ -13888,7 +13901,7 @@
           <w:szCs w:val="18"/>
           <w:lang w:val="en-US" w:eastAsia="zh-CN"/>
         </w:rPr>
-        <w:t>·原界面由一级降级到模型内的二级，此外数据动态同步似乎有bug需要排查</w:t>
+        <w:t>·原界面由一级模型汇率降级到模型内的二级并更名上游充值汇率，此外数据动态同步似乎有bug需要排查</w:t>
       </w:r>
     </w:p>
     <w:p>
@@ -13974,6 +13987,37 @@
     <w:p>
       <w:pPr>
         <w:numPr>
+          <w:numId w:val="0"/>
+        </w:numPr>
+        <w:spacing w:beforeLines="0" w:afterLines="0"/>
+        <w:ind w:leftChars="0" w:firstLine="420" w:firstLineChars="0"/>
+        <w:jc w:val="left"/>
+        <w:rPr>
+          <w:rFonts w:hint="default" w:ascii="微软雅黑" w:hAnsi="微软雅黑" w:eastAsia="微软雅黑" w:cs="微软雅黑"/>
+          <w:b w:val="0"/>
+          <w:bCs/>
+          <w:color w:val="000000"/>
+          <w:sz w:val="18"/>
+          <w:szCs w:val="18"/>
+          <w:lang w:val="en-US" w:eastAsia="zh-CN"/>
+        </w:rPr>
+      </w:pPr>
+      <w:r>
+        <w:rPr>
+          <w:rFonts w:hint="eastAsia" w:ascii="微软雅黑" w:hAnsi="微软雅黑" w:eastAsia="微软雅黑" w:cs="微软雅黑"/>
+          <w:b w:val="0"/>
+          <w:bCs/>
+          <w:color w:val="000000"/>
+          <w:sz w:val="18"/>
+          <w:szCs w:val="18"/>
+          <w:lang w:val="en-US" w:eastAsia="zh-CN"/>
+        </w:rPr>
+        <w:t>·但凡IDE中出现/启用的模型这里都要同步出现，注意做好数据同步</w:t>
+      </w:r>
+    </w:p>
+    <w:p>
+      <w:pPr>
+        <w:numPr>
           <w:ilvl w:val="0"/>
           <w:numId w:val="0"/>
         </w:numPr>
@@ -14118,7 +14162,7 @@
           <w:szCs w:val="18"/>
           <w:lang w:val="en-US" w:eastAsia="zh-CN"/>
         </w:rPr>
-        <w:t>与原价对比状态、保存按钮</w:t>
+        <w:t>与原价对比状态、上游来源、保存按钮</w:t>
       </w:r>
     </w:p>
     <w:p>
@@ -14171,11 +14215,12 @@
         </w:tblCellMar>
       </w:tblPr>
       <w:tblGrid>
-        <w:gridCol w:w="1771"/>
-        <w:gridCol w:w="1771"/>
-        <w:gridCol w:w="1262"/>
-        <w:gridCol w:w="2280"/>
-        <w:gridCol w:w="1772"/>
+        <w:gridCol w:w="1475"/>
+        <w:gridCol w:w="1476"/>
+        <w:gridCol w:w="1051"/>
+        <w:gridCol w:w="1901"/>
+        <w:gridCol w:w="1476"/>
+        <w:gridCol w:w="1476"/>
       </w:tblGrid>
       <w:tr>
         <w:tblPrEx>
@@ -14196,7 +14241,7 @@
         </w:tblPrEx>
         <w:tc>
           <w:tcPr>
-            <w:tcW w:w="1771" w:type="dxa"/>
+            <w:tcW w:w="1475" w:type="dxa"/>
             <w:vAlign w:val="center"/>
           </w:tcPr>
           <w:p>
@@ -14232,8 +14277,8 @@
         </w:tc>
         <w:tc>
           <w:tcPr>
-            <w:tcW w:w="5313" w:type="dxa"/>
-            <w:gridSpan w:val="3"/>
+            <w:tcW w:w="5903" w:type="dxa"/>
+            <w:gridSpan w:val="4"/>
             <w:vAlign w:val="center"/>
           </w:tcPr>
           <w:p>
@@ -14258,7 +14303,7 @@
         </w:tc>
         <w:tc>
           <w:tcPr>
-            <w:tcW w:w="1772" w:type="dxa"/>
+            <w:tcW w:w="1476" w:type="dxa"/>
             <w:vAlign w:val="center"/>
           </w:tcPr>
           <w:p>
@@ -14313,7 +14358,7 @@
         </w:tblPrEx>
         <w:tc>
           <w:tcPr>
-            <w:tcW w:w="1771" w:type="dxa"/>
+            <w:tcW w:w="1475" w:type="dxa"/>
             <w:vAlign w:val="center"/>
           </w:tcPr>
           <w:p>
@@ -14350,7 +14395,7 @@
         </w:tc>
         <w:tc>
           <w:tcPr>
-            <w:tcW w:w="1771" w:type="dxa"/>
+            <w:tcW w:w="1475" w:type="dxa"/>
             <w:vAlign w:val="center"/>
           </w:tcPr>
           <w:p>
@@ -14385,7 +14430,7 @@
         </w:tc>
         <w:tc>
           <w:tcPr>
-            <w:tcW w:w="1262" w:type="dxa"/>
+            <w:tcW w:w="1051" w:type="dxa"/>
             <w:vAlign w:val="center"/>
           </w:tcPr>
           <w:p>
@@ -14420,7 +14465,7 @@
         </w:tc>
         <w:tc>
           <w:tcPr>
-            <w:tcW w:w="2280" w:type="dxa"/>
+            <w:tcW w:w="1901" w:type="dxa"/>
             <w:vAlign w:val="center"/>
           </w:tcPr>
           <w:p>
@@ -14456,7 +14501,42 @@
         </w:tc>
         <w:tc>
           <w:tcPr>
-            <w:tcW w:w="1772" w:type="dxa"/>
+            <w:tcW w:w="1476" w:type="dxa"/>
+            <w:vAlign w:val="center"/>
+          </w:tcPr>
+          <w:p>
+            <w:pPr>
+              <w:widowControl w:val="0"/>
+              <w:numPr>
+                <w:ilvl w:val="0"/>
+                <w:numId w:val="0"/>
+              </w:numPr>
+              <w:spacing w:beforeLines="0" w:afterLines="0"/>
+              <w:ind w:left="0" w:leftChars="0" w:firstLine="0" w:firstLineChars="0"/>
+              <w:jc w:val="center"/>
+              <w:rPr>
+                <w:rFonts w:hint="eastAsia" w:ascii="微软雅黑" w:hAnsi="微软雅黑" w:eastAsia="微软雅黑" w:cs="微软雅黑"/>
+                <w:color w:val="000000"/>
+                <w:sz w:val="18"/>
+                <w:szCs w:val="18"/>
+                <w:lang w:val="en-US" w:eastAsia="zh-CN"/>
+              </w:rPr>
+            </w:pPr>
+            <w:r>
+              <w:rPr>
+                <w:rFonts w:hint="eastAsia" w:ascii="微软雅黑" w:hAnsi="微软雅黑" w:eastAsia="微软雅黑" w:cs="微软雅黑"/>
+                <w:color w:val="000000"/>
+                <w:sz w:val="18"/>
+                <w:szCs w:val="18"/>
+                <w:lang w:val="en-US" w:eastAsia="zh-CN"/>
+              </w:rPr>
+              <w:t>上游来源</w:t>
+            </w:r>
+          </w:p>
+        </w:tc>
+        <w:tc>
+          <w:tcPr>
+            <w:tcW w:w="1476" w:type="dxa"/>
             <w:vAlign w:val="center"/>
           </w:tcPr>
           <w:p>
@@ -14510,7 +14590,7 @@
         </w:tblPrEx>
         <w:tc>
           <w:tcPr>
-            <w:tcW w:w="1771" w:type="dxa"/>
+            <w:tcW w:w="1475" w:type="dxa"/>
             <w:vAlign w:val="center"/>
           </w:tcPr>
           <w:p>
@@ -14546,7 +14626,7 @@
         </w:tc>
         <w:tc>
           <w:tcPr>
-            <w:tcW w:w="1771" w:type="dxa"/>
+            <w:tcW w:w="1475" w:type="dxa"/>
             <w:vAlign w:val="center"/>
           </w:tcPr>
           <w:p>
@@ -14582,7 +14662,7 @@
         </w:tc>
         <w:tc>
           <w:tcPr>
-            <w:tcW w:w="1262" w:type="dxa"/>
+            <w:tcW w:w="1051" w:type="dxa"/>
             <w:vAlign w:val="center"/>
           </w:tcPr>
           <w:p>
@@ -14618,7 +14698,7 @@
         </w:tc>
         <w:tc>
           <w:tcPr>
-            <w:tcW w:w="2280" w:type="dxa"/>
+            <w:tcW w:w="1901" w:type="dxa"/>
             <w:vAlign w:val="center"/>
           </w:tcPr>
           <w:p>
@@ -14654,7 +14734,42 @@
         </w:tc>
         <w:tc>
           <w:tcPr>
-            <w:tcW w:w="1772" w:type="dxa"/>
+            <w:tcW w:w="1476" w:type="dxa"/>
+            <w:vAlign w:val="center"/>
+          </w:tcPr>
+          <w:p>
+            <w:pPr>
+              <w:widowControl w:val="0"/>
+              <w:numPr>
+                <w:ilvl w:val="0"/>
+                <w:numId w:val="0"/>
+              </w:numPr>
+              <w:spacing w:beforeLines="0" w:afterLines="0"/>
+              <w:jc w:val="center"/>
+              <w:rPr>
+                <w:rFonts w:hint="eastAsia" w:ascii="微软雅黑" w:hAnsi="微软雅黑" w:eastAsia="微软雅黑" w:cs="微软雅黑"/>
+                <w:color w:val="000000"/>
+                <w:sz w:val="18"/>
+                <w:szCs w:val="18"/>
+                <w:vertAlign w:val="baseline"/>
+                <w:lang w:val="en-US" w:eastAsia="zh-CN"/>
+              </w:rPr>
+            </w:pPr>
+            <w:r>
+              <w:rPr>
+                <w:rFonts w:hint="eastAsia" w:ascii="微软雅黑" w:hAnsi="微软雅黑" w:eastAsia="微软雅黑" w:cs="微软雅黑"/>
+                <w:color w:val="000000"/>
+                <w:sz w:val="18"/>
+                <w:szCs w:val="18"/>
+                <w:lang w:val="en-US" w:eastAsia="zh-CN"/>
+              </w:rPr>
+              <w:t>上游来源▼</w:t>
+            </w:r>
+          </w:p>
+        </w:tc>
+        <w:tc>
+          <w:tcPr>
+            <w:tcW w:w="1476" w:type="dxa"/>
             <w:vAlign w:val="center"/>
           </w:tcPr>
           <w:p>
@@ -14708,7 +14823,7 @@
         </w:tblPrEx>
         <w:tc>
           <w:tcPr>
-            <w:tcW w:w="1771" w:type="dxa"/>
+            <w:tcW w:w="1475" w:type="dxa"/>
             <w:vAlign w:val="center"/>
           </w:tcPr>
           <w:p>
@@ -14744,7 +14859,7 @@
         </w:tc>
         <w:tc>
           <w:tcPr>
-            <w:tcW w:w="1771" w:type="dxa"/>
+            <w:tcW w:w="1475" w:type="dxa"/>
             <w:vAlign w:val="center"/>
           </w:tcPr>
           <w:p>
@@ -14780,7 +14895,7 @@
         </w:tc>
         <w:tc>
           <w:tcPr>
-            <w:tcW w:w="1262" w:type="dxa"/>
+            <w:tcW w:w="1051" w:type="dxa"/>
             <w:vAlign w:val="center"/>
           </w:tcPr>
           <w:p>
@@ -14816,7 +14931,7 @@
         </w:tc>
         <w:tc>
           <w:tcPr>
-            <w:tcW w:w="2280" w:type="dxa"/>
+            <w:tcW w:w="1901" w:type="dxa"/>
             <w:vAlign w:val="center"/>
           </w:tcPr>
           <w:p>
@@ -14852,7 +14967,7 @@
         </w:tc>
         <w:tc>
           <w:tcPr>
-            <w:tcW w:w="1772" w:type="dxa"/>
+            <w:tcW w:w="1476" w:type="dxa"/>
             <w:vAlign w:val="center"/>
           </w:tcPr>
           <w:p>
@@ -14865,6 +14980,41 @@
               <w:spacing w:beforeLines="0" w:afterLines="0"/>
               <w:jc w:val="center"/>
               <w:rPr>
+                <w:rFonts w:hint="eastAsia" w:ascii="微软雅黑" w:hAnsi="微软雅黑" w:eastAsia="微软雅黑" w:cs="微软雅黑"/>
+                <w:color w:val="000000"/>
+                <w:sz w:val="18"/>
+                <w:szCs w:val="18"/>
+                <w:vertAlign w:val="baseline"/>
+                <w:lang w:val="en-US" w:eastAsia="zh-CN"/>
+              </w:rPr>
+            </w:pPr>
+            <w:r>
+              <w:rPr>
+                <w:rFonts w:hint="eastAsia" w:ascii="微软雅黑" w:hAnsi="微软雅黑" w:eastAsia="微软雅黑" w:cs="微软雅黑"/>
+                <w:color w:val="000000"/>
+                <w:sz w:val="18"/>
+                <w:szCs w:val="18"/>
+                <w:lang w:val="en-US" w:eastAsia="zh-CN"/>
+              </w:rPr>
+              <w:t>上游来源▲</w:t>
+            </w:r>
+          </w:p>
+        </w:tc>
+        <w:tc>
+          <w:tcPr>
+            <w:tcW w:w="1476" w:type="dxa"/>
+            <w:vAlign w:val="center"/>
+          </w:tcPr>
+          <w:p>
+            <w:pPr>
+              <w:widowControl w:val="0"/>
+              <w:numPr>
+                <w:ilvl w:val="0"/>
+                <w:numId w:val="0"/>
+              </w:numPr>
+              <w:spacing w:beforeLines="0" w:afterLines="0"/>
+              <w:jc w:val="center"/>
+              <w:rPr>
                 <w:rFonts w:hint="default" w:ascii="微软雅黑" w:hAnsi="微软雅黑" w:eastAsia="微软雅黑" w:cs="微软雅黑"/>
                 <w:color w:val="000000"/>
                 <w:sz w:val="18"/>
@@ -14883,6 +15033,276 @@
                 <w:lang w:val="en-US" w:eastAsia="zh-CN"/>
               </w:rPr>
               <w:t>✅</w:t>
+            </w:r>
+          </w:p>
+        </w:tc>
+      </w:tr>
+      <w:tr>
+        <w:tblPrEx>
+          <w:tblBorders>
+            <w:top w:val="single" w:color="auto" w:sz="4" w:space="0"/>
+            <w:left w:val="single" w:color="auto" w:sz="4" w:space="0"/>
+            <w:bottom w:val="single" w:color="auto" w:sz="4" w:space="0"/>
+            <w:right w:val="single" w:color="auto" w:sz="4" w:space="0"/>
+            <w:insideH w:val="single" w:color="auto" w:sz="4" w:space="0"/>
+            <w:insideV w:val="single" w:color="auto" w:sz="4" w:space="0"/>
+          </w:tblBorders>
+          <w:tblCellMar>
+            <w:top w:w="0" w:type="dxa"/>
+            <w:left w:w="108" w:type="dxa"/>
+            <w:bottom w:w="0" w:type="dxa"/>
+            <w:right w:w="108" w:type="dxa"/>
+          </w:tblCellMar>
+        </w:tblPrEx>
+        <w:trPr>
+          <w:trHeight w:val="307" w:hRule="atLeast"/>
+        </w:trPr>
+        <w:tc>
+          <w:tcPr>
+            <w:tcW w:w="2951" w:type="dxa"/>
+            <w:gridSpan w:val="2"/>
+            <w:tcBorders/>
+            <w:vAlign w:val="center"/>
+          </w:tcPr>
+          <w:p>
+            <w:pPr>
+              <w:widowControl w:val="0"/>
+              <w:numPr>
+                <w:ilvl w:val="0"/>
+                <w:numId w:val="0"/>
+              </w:numPr>
+              <w:spacing w:beforeLines="0" w:afterLines="0"/>
+              <w:jc w:val="center"/>
+              <w:rPr>
+                <w:rFonts w:hint="eastAsia" w:ascii="微软雅黑" w:hAnsi="微软雅黑" w:eastAsia="微软雅黑" w:cs="微软雅黑"/>
+                <w:color w:val="000000"/>
+                <w:sz w:val="18"/>
+                <w:szCs w:val="18"/>
+                <w:vertAlign w:val="baseline"/>
+                <w:lang w:val="en-US" w:eastAsia="zh-CN"/>
+              </w:rPr>
+            </w:pPr>
+            <w:r>
+              <w:rPr>
+                <w:rFonts w:hint="eastAsia" w:ascii="微软雅黑" w:hAnsi="微软雅黑" w:eastAsia="微软雅黑" w:cs="微软雅黑"/>
+                <w:color w:val="000000"/>
+                <w:sz w:val="18"/>
+                <w:szCs w:val="18"/>
+                <w:vertAlign w:val="baseline"/>
+                <w:lang w:val="en-US" w:eastAsia="zh-CN"/>
+              </w:rPr>
+              <w:t>https://api.hao.ai</w:t>
+            </w:r>
+          </w:p>
+        </w:tc>
+        <w:tc>
+          <w:tcPr>
+            <w:tcW w:w="2951" w:type="dxa"/>
+            <w:gridSpan w:val="2"/>
+            <w:tcBorders/>
+            <w:vAlign w:val="center"/>
+          </w:tcPr>
+          <w:p>
+            <w:pPr>
+              <w:widowControl w:val="0"/>
+              <w:numPr>
+                <w:ilvl w:val="0"/>
+                <w:numId w:val="0"/>
+              </w:numPr>
+              <w:spacing w:beforeLines="0" w:afterLines="0"/>
+              <w:jc w:val="center"/>
+              <w:rPr>
+                <w:rFonts w:hint="eastAsia" w:ascii="微软雅黑" w:hAnsi="微软雅黑" w:eastAsia="微软雅黑" w:cs="微软雅黑"/>
+                <w:color w:val="000000"/>
+                <w:sz w:val="18"/>
+                <w:szCs w:val="18"/>
+                <w:vertAlign w:val="baseline"/>
+                <w:lang w:val="en-US" w:eastAsia="zh-CN"/>
+              </w:rPr>
+            </w:pPr>
+            <w:r>
+              <w:rPr>
+                <w:rFonts w:hint="eastAsia" w:ascii="微软雅黑" w:hAnsi="微软雅黑" w:eastAsia="微软雅黑" w:cs="微软雅黑"/>
+                <w:color w:val="000000"/>
+                <w:sz w:val="18"/>
+                <w:szCs w:val="18"/>
+                <w:vertAlign w:val="baseline"/>
+                <w:lang w:val="en-US" w:eastAsia="zh-CN"/>
+              </w:rPr>
+              <w:t>https://www.xxyapi.com</w:t>
+            </w:r>
+          </w:p>
+        </w:tc>
+        <w:tc>
+          <w:tcPr>
+            <w:tcW w:w="2952" w:type="dxa"/>
+            <w:gridSpan w:val="2"/>
+            <w:tcBorders/>
+            <w:vAlign w:val="center"/>
+          </w:tcPr>
+          <w:p>
+            <w:pPr>
+              <w:widowControl w:val="0"/>
+              <w:numPr>
+                <w:ilvl w:val="0"/>
+                <w:numId w:val="0"/>
+              </w:numPr>
+              <w:spacing w:beforeLines="0" w:afterLines="0"/>
+              <w:jc w:val="center"/>
+              <w:rPr>
+                <w:rFonts w:hint="eastAsia" w:ascii="微软雅黑" w:hAnsi="微软雅黑" w:eastAsia="微软雅黑" w:cs="微软雅黑"/>
+                <w:color w:val="000000"/>
+                <w:sz w:val="18"/>
+                <w:szCs w:val="18"/>
+                <w:vertAlign w:val="baseline"/>
+                <w:lang w:val="en-US" w:eastAsia="zh-CN"/>
+              </w:rPr>
+            </w:pPr>
+            <w:r>
+              <w:rPr>
+                <w:rFonts w:hint="eastAsia" w:ascii="微软雅黑" w:hAnsi="微软雅黑" w:eastAsia="微软雅黑" w:cs="微软雅黑"/>
+                <w:color w:val="000000"/>
+                <w:sz w:val="18"/>
+                <w:szCs w:val="18"/>
+                <w:vertAlign w:val="baseline"/>
+                <w:lang w:val="en-US" w:eastAsia="zh-CN"/>
+              </w:rPr>
+              <w:t>https://zyz.qingyanzhiying.top</w:t>
+            </w:r>
+          </w:p>
+        </w:tc>
+      </w:tr>
+      <w:tr>
+        <w:tblPrEx>
+          <w:tblBorders>
+            <w:top w:val="single" w:color="auto" w:sz="4" w:space="0"/>
+            <w:left w:val="single" w:color="auto" w:sz="4" w:space="0"/>
+            <w:bottom w:val="single" w:color="auto" w:sz="4" w:space="0"/>
+            <w:right w:val="single" w:color="auto" w:sz="4" w:space="0"/>
+            <w:insideH w:val="single" w:color="auto" w:sz="4" w:space="0"/>
+            <w:insideV w:val="single" w:color="auto" w:sz="4" w:space="0"/>
+          </w:tblBorders>
+          <w:tblCellMar>
+            <w:top w:w="0" w:type="dxa"/>
+            <w:left w:w="108" w:type="dxa"/>
+            <w:bottom w:w="0" w:type="dxa"/>
+            <w:right w:w="108" w:type="dxa"/>
+          </w:tblCellMar>
+        </w:tblPrEx>
+        <w:trPr>
+          <w:trHeight w:val="307" w:hRule="atLeast"/>
+        </w:trPr>
+        <w:tc>
+          <w:tcPr>
+            <w:tcW w:w="2951" w:type="dxa"/>
+            <w:gridSpan w:val="2"/>
+            <w:tcBorders/>
+            <w:vAlign w:val="center"/>
+          </w:tcPr>
+          <w:p>
+            <w:pPr>
+              <w:widowControl w:val="0"/>
+              <w:numPr>
+                <w:ilvl w:val="0"/>
+                <w:numId w:val="0"/>
+              </w:numPr>
+              <w:spacing w:beforeLines="0" w:afterLines="0"/>
+              <w:jc w:val="center"/>
+              <w:rPr>
+                <w:rFonts w:hint="eastAsia" w:ascii="微软雅黑" w:hAnsi="微软雅黑" w:eastAsia="微软雅黑" w:cs="微软雅黑"/>
+                <w:color w:val="000000"/>
+                <w:sz w:val="18"/>
+                <w:szCs w:val="18"/>
+                <w:vertAlign w:val="baseline"/>
+                <w:lang w:val="en-US" w:eastAsia="zh-CN"/>
+              </w:rPr>
+            </w:pPr>
+            <w:r>
+              <w:rPr>
+                <w:rFonts w:hint="eastAsia" w:ascii="微软雅黑" w:hAnsi="微软雅黑" w:eastAsia="微软雅黑" w:cs="微软雅黑"/>
+                <w:color w:val="000000"/>
+                <w:sz w:val="18"/>
+                <w:szCs w:val="18"/>
+                <w:vertAlign w:val="baseline"/>
+                <w:lang w:val="en-US" w:eastAsia="zh-CN"/>
+              </w:rPr>
+              <w:t>https://polly.modelbridge.cc</w:t>
+            </w:r>
+          </w:p>
+        </w:tc>
+        <w:tc>
+          <w:tcPr>
+            <w:tcW w:w="2951" w:type="dxa"/>
+            <w:gridSpan w:val="2"/>
+            <w:tcBorders/>
+            <w:vAlign w:val="center"/>
+          </w:tcPr>
+          <w:p>
+            <w:pPr>
+              <w:widowControl w:val="0"/>
+              <w:numPr>
+                <w:ilvl w:val="0"/>
+                <w:numId w:val="0"/>
+              </w:numPr>
+              <w:spacing w:beforeLines="0" w:afterLines="0"/>
+              <w:jc w:val="center"/>
+              <w:rPr>
+                <w:rFonts w:hint="eastAsia" w:ascii="微软雅黑" w:hAnsi="微软雅黑" w:eastAsia="微软雅黑" w:cs="微软雅黑"/>
+                <w:color w:val="000000"/>
+                <w:sz w:val="18"/>
+                <w:szCs w:val="18"/>
+                <w:vertAlign w:val="baseline"/>
+                <w:lang w:val="en-US" w:eastAsia="zh-CN"/>
+              </w:rPr>
+            </w:pPr>
+            <w:r>
+              <w:rPr>
+                <w:rFonts w:hint="eastAsia" w:ascii="微软雅黑" w:hAnsi="微软雅黑" w:eastAsia="微软雅黑" w:cs="微软雅黑"/>
+                <w:color w:val="000000"/>
+                <w:sz w:val="18"/>
+                <w:szCs w:val="18"/>
+                <w:vertAlign w:val="baseline"/>
+                <w:lang w:val="en-US" w:eastAsia="zh-CN"/>
+              </w:rPr>
+              <w:t>https://api.x5m5x.com</w:t>
+            </w:r>
+          </w:p>
+        </w:tc>
+        <w:tc>
+          <w:tcPr>
+            <w:tcW w:w="2952" w:type="dxa"/>
+            <w:gridSpan w:val="2"/>
+            <w:tcBorders/>
+            <w:vAlign w:val="center"/>
+          </w:tcPr>
+          <w:p>
+            <w:pPr>
+              <w:widowControl w:val="0"/>
+              <w:numPr>
+                <w:ilvl w:val="0"/>
+                <w:numId w:val="0"/>
+              </w:numPr>
+              <w:spacing w:beforeLines="0" w:afterLines="0"/>
+              <w:jc w:val="center"/>
+              <w:rPr>
+                <w:rFonts w:hint="eastAsia" w:ascii="微软雅黑" w:hAnsi="微软雅黑" w:eastAsia="微软雅黑" w:cs="微软雅黑"/>
+                <w:color w:val="000000"/>
+                <w:sz w:val="18"/>
+                <w:szCs w:val="18"/>
+                <w:vertAlign w:val="baseline"/>
+                <w:lang w:val="en-US" w:eastAsia="zh-CN"/>
+              </w:rPr>
+            </w:pPr>
+            <w:r>
+              <w:rPr>
+                <w:rFonts w:hint="eastAsia" w:ascii="微软雅黑" w:hAnsi="微软雅黑" w:eastAsia="微软雅黑" w:cs="微软雅黑"/>
+                <w:color w:val="000000"/>
+                <w:sz w:val="18"/>
+                <w:szCs w:val="18"/>
+                <w:vertAlign w:val="baseline"/>
+                <w:lang w:val="en-US" w:eastAsia="zh-CN"/>
+              </w:rPr>
+              <w:t>https://xxxxx.com</w:t>
             </w:r>
           </w:p>
         </w:tc>
@@ -14905,6 +15325,8 @@
           <w:lang w:val="en-US" w:eastAsia="zh-CN"/>
         </w:rPr>
       </w:pPr>
+      <w:bookmarkStart w:id="0" w:name="_GoBack"/>
+      <w:bookmarkEnd w:id="0"/>
     </w:p>
     <w:p>
       <w:pPr>
